--- a/pr-preview/pr-300/linear-algebra-projections-tracked-changes.docx
+++ b/pr-preview/pr-300/linear-algebra-projections-tracked-changes.docx
@@ -16,7 +16,7 @@
       </w:pPr>
       <w:del w:id="1" w:author="PR Preview" w:date="2026-01-01T00:00:00Z">
         <w:r>
-          <w:delText xml:space="preserve">Last modified: 2026-10-15 00:49:40 (PDT)</w:delText>
+          <w:delText xml:space="preserve">Last modified: 2026-10-15 08:28:32 (PDT)</w:delText>
         </w:r>
       </w:del>
     </w:p>
@@ -26,7 +26,7 @@
       </w:pPr>
       <w:ins w:id="2" w:author="PR Preview" w:date="2026-01-01T00:00:00Z">
         <w:r>
-          <w:t xml:space="preserve">Last modified: 2026-10-15 01:49:44 (PDT)</w:t>
+          <w:t xml:space="preserve">Last modified: 2026-10-15 08:34:32 (PDT)</w:t>
         </w:r>
       </w:ins>
     </w:p>
@@ -11608,7 +11608,7 @@
           <w:rPr>
             <w:rStyle w:val="Hyperlink"/>
           </w:rPr>
-          <w:t xml:space="preserve">Definition 11 in Inner Products and Orthogonality</w:t>
+          <w:t xml:space="preserve">Definition 10 in Inner Products and Orthogonality</w:t>
         </w:r>
       </w:hyperlink>
       <w:r>
@@ -11622,7 +11622,7 @@
           <w:rPr>
             <w:rStyle w:val="Hyperlink"/>
           </w:rPr>
-          <w:t xml:space="preserve">Corollary 2 in Inner Products and Orthogonality</w:t>
+          <w:t xml:space="preserve">Corollary 4 in Inner Products and Orthogonality</w:t>
         </w:r>
       </w:hyperlink>
       <w:r>
@@ -58620,7 +58620,7 @@
           <w:rPr>
             <w:rStyle w:val="Hyperlink"/>
           </w:rPr>
-          <w:t xml:space="preserve">Definition 12 in Inner Products and Orthogonality</w:t>
+          <w:t xml:space="preserve">Definition 11 in Inner Products and Orthogonality</w:t>
         </w:r>
       </w:hyperlink>
       <w:r>
@@ -60773,7 +60773,7 @@
           <w:rPr>
             <w:rStyle w:val="Hyperlink"/>
           </w:rPr>
-          <w:t xml:space="preserve">Example 22 in Inner Products and Orthogonality</w:t>
+          <w:t xml:space="preserve">Example 21 in Inner Products and Orthogonality</w:t>
         </w:r>
       </w:hyperlink>
       <w:r>
@@ -60790,7 +60790,7 @@
           <w:rPr>
             <w:rStyle w:val="Hyperlink"/>
           </w:rPr>
-          <w:t xml:space="preserve">Example 24 in Inner Products and Orthogonality</w:t>
+          <w:t xml:space="preserve">Example 23 in Inner Products and Orthogonality</w:t>
         </w:r>
       </w:hyperlink>
       <w:r>
